--- a/Guides/Hardware Build Guide.docx
+++ b/Guides/Hardware Build Guide.docx
@@ -28,7 +28,7 @@
           <w:sz w:val="26"/>
           <w:szCs w:val="26"/>
         </w:rPr>
-        <w:t xml:space="preserve">Illustrated build guide — Wheel #1 (front wheel)</w:t>
+        <w:t xml:space="preserve">Illustrated Build Guide — Wheel #1 (front wheel)</w:t>
       </w:r>
     </w:p>
     <w:p>
@@ -42,7 +42,7 @@
           <w:sz w:val="22"/>
           <w:szCs w:val="22"/>
         </w:rPr>
-        <w:t xml:space="preserve">Qlife Racer · 26" wheel · Burning Man build</w:t>
+        <w:t xml:space="preserve">Qlife Racer · 26" wheel · Two-arm build · Burning Man</w:t>
       </w:r>
     </w:p>
     <w:p>
@@ -50,7 +50,7 @@
         <w:pStyle w:val="Heading1"/>
       </w:pPr>
       <w:r>
-        <w:t xml:space="preserve">Parts you'll be working with</w:t>
+        <w:t xml:space="preserve">How this build works</w:t>
       </w:r>
     </w:p>
     <w:p>
@@ -58,7 +58,7 @@
         <w:spacing w:after="160"/>
       </w:pPr>
       <w:r>
-        <w:t xml:space="preserve">Lay these out before you start. Every part used in the steps below is shown here for reference.</w:t>
+        <w:t xml:space="preserve">Two LED arms are mounted on opposite spokes, 180° apart. Each arm has an LED strip on both faces of the carbon fiber bar — one facing left, one facing right. This means every rider sees the display regardless of which side of the bike they're on. The two arms also perfectly balance each other's weight on the spinning wheel.</w:t>
       </w:r>
     </w:p>
     <w:p>
@@ -69,7 +69,7 @@
       <w:r>
         <w:drawing>
           <wp:inline distT="0" distB="0" distL="0" distR="0">
-            <wp:extent cx="4762500" cy="3943350"/>
+            <wp:extent cx="4762500" cy="5124450"/>
             <wp:effectExtent t="0" r="0" b="0" l="0"/>
             <wp:docPr id="1" name="" descr="" title=""/>
             <wp:cNvGraphicFramePr>
@@ -94,7 +94,7 @@
                   <pic:spPr bwMode="auto">
                     <a:xfrm>
                       <a:off x="0" y="0"/>
-                      <a:ext cx="4762500" cy="3943350"/>
+                      <a:ext cx="4762500" cy="5124450"/>
                     </a:xfrm>
                     <a:prstGeom prst="rect">
                       <a:avLst/>
@@ -109,7 +109,7 @@
     </w:p>
     <w:p>
       <w:pPr>
-        <w:spacing w:after="360"/>
+        <w:spacing w:after="300"/>
         <w:jc w:val="center"/>
       </w:pPr>
       <w:r>
@@ -120,7 +120,7 @@
           <w:sz w:val="20"/>
           <w:szCs w:val="20"/>
         </w:rPr>
-        <w:t xml:space="preserve">Figure 0 — full parts reference</w:t>
+        <w:t xml:space="preserve">Figure 0 — two arms on opposite spokes, each visible from one side</w:t>
       </w:r>
     </w:p>
     <w:p>
@@ -133,7 +133,7 @@
         <w:pStyle w:val="Heading1"/>
       </w:pPr>
       <w:r>
-        <w:t xml:space="preserve">Step 1 — Build the LED arm</w:t>
+        <w:t xml:space="preserve">Parts you'll be working with</w:t>
       </w:r>
     </w:p>
     <w:p>
@@ -141,7 +141,7 @@
         <w:spacing w:after="160"/>
       </w:pPr>
       <w:r>
-        <w:t xml:space="preserve">Cut the carbon fiber bar to your spoke length (about 270mm for a 26" wheel). Cut the LED strip to match — only at the marked cut points.</w:t>
+        <w:t xml:space="preserve">Note: two-arm build requires 2x LED strips (both cut from your 5m roll) and 2x carbon fiber bars.</w:t>
       </w:r>
     </w:p>
     <w:p>
@@ -152,7 +152,7 @@
       <w:r>
         <w:drawing>
           <wp:inline distT="0" distB="0" distL="0" distR="0">
-            <wp:extent cx="4762500" cy="3048000"/>
+            <wp:extent cx="4762500" cy="3943350"/>
             <wp:effectExtent t="0" r="0" b="0" l="0"/>
             <wp:docPr id="1" name="" descr="" title=""/>
             <wp:cNvGraphicFramePr>
@@ -177,7 +177,7 @@
                   <pic:spPr bwMode="auto">
                     <a:xfrm>
                       <a:off x="0" y="0"/>
-                      <a:ext cx="4762500" cy="3048000"/>
+                      <a:ext cx="4762500" cy="3943350"/>
                     </a:xfrm>
                     <a:prstGeom prst="rect">
                       <a:avLst/>
@@ -192,7 +192,7 @@
     </w:p>
     <w:p>
       <w:pPr>
-        <w:spacing w:after="360"/>
+        <w:spacing w:after="300"/>
         <w:jc w:val="center"/>
       </w:pPr>
       <w:r>
@@ -203,46 +203,12 @@
           <w:sz w:val="20"/>
           <w:szCs w:val="20"/>
         </w:rPr>
-        <w:t xml:space="preserve">Figure 1 — press the LED strip onto the carbon fiber bar</w:t>
-      </w:r>
-    </w:p>
-    <w:p>
-      <w:pPr>
-        <w:pStyle w:val="ListParagraph"/>
-        <w:numPr>
-          <w:ilvl w:val="0"/>
-          <w:numId w:val="2"/>
-        </w:numPr>
-        <w:spacing w:after="80"/>
-      </w:pPr>
-      <w:r>
-        <w:t xml:space="preserve">Clean the bar surface with isopropyl alcohol first</w:t>
-      </w:r>
-    </w:p>
-    <w:p>
-      <w:pPr>
-        <w:pStyle w:val="ListParagraph"/>
-        <w:numPr>
-          <w:ilvl w:val="0"/>
-          <w:numId w:val="2"/>
-        </w:numPr>
-        <w:spacing w:after="80"/>
-      </w:pPr>
-      <w:r>
-        <w:t xml:space="preserve">Use the strip's adhesive backing plus extra double-sided tape for vibration resistance</w:t>
-      </w:r>
-    </w:p>
-    <w:p>
-      <w:pPr>
-        <w:pStyle w:val="ListParagraph"/>
-        <w:numPr>
-          <w:ilvl w:val="0"/>
-          <w:numId w:val="2"/>
-        </w:numPr>
-        <w:spacing w:after="80"/>
-      </w:pPr>
-      <w:r>
-        <w:t xml:space="preserve">Leave the 4-pad data end exposed at the hub end — this connects to the XIAO</w:t>
+        <w:t xml:space="preserve">Figure 1 — full parts reference</w:t>
+      </w:r>
+    </w:p>
+    <w:p>
+      <w:r>
+        <w:br w:type="page"/>
       </w:r>
     </w:p>
     <w:p>
@@ -250,7 +216,7 @@
         <w:pStyle w:val="Heading1"/>
       </w:pPr>
       <w:r>
-        <w:t xml:space="preserve">Step 2 — Wire the hub assembly</w:t>
+        <w:t xml:space="preserve">Step 1 — Build both LED arms</w:t>
       </w:r>
     </w:p>
     <w:p>
@@ -258,7 +224,7 @@
         <w:spacing w:after="160"/>
       </w:pPr>
       <w:r>
-        <w:t xml:space="preserve">Wire and bench-test everything before it goes anywhere near the wheel. This is the step most builders skip and regret.</w:t>
+        <w:t xml:space="preserve">Cut two carbon fiber bars and two LED strips to your spoke length (~270mm). Each arm gets one strip on each face of the bar — one facing left, one facing right.</w:t>
       </w:r>
     </w:p>
     <w:p>
@@ -269,7 +235,7 @@
       <w:r>
         <w:drawing>
           <wp:inline distT="0" distB="0" distL="0" distR="0">
-            <wp:extent cx="4762500" cy="4257675"/>
+            <wp:extent cx="4762500" cy="2400300"/>
             <wp:effectExtent t="0" r="0" b="0" l="0"/>
             <wp:docPr id="1" name="" descr="" title=""/>
             <wp:cNvGraphicFramePr>
@@ -294,7 +260,7 @@
                   <pic:spPr bwMode="auto">
                     <a:xfrm>
                       <a:off x="0" y="0"/>
-                      <a:ext cx="4762500" cy="4257675"/>
+                      <a:ext cx="4762500" cy="2400300"/>
                     </a:xfrm>
                     <a:prstGeom prst="rect">
                       <a:avLst/>
@@ -309,7 +275,7 @@
     </w:p>
     <w:p>
       <w:pPr>
-        <w:spacing w:after="360"/>
+        <w:spacing w:after="300"/>
         <w:jc w:val="center"/>
       </w:pPr>
       <w:r>
@@ -320,51 +286,99 @@
           <w:sz w:val="20"/>
           <w:szCs w:val="20"/>
         </w:rPr>
-        <w:t xml:space="preserve">Figure 2 — power and signal flow</w:t>
-      </w:r>
-    </w:p>
-    <w:p>
-      <w:pPr>
-        <w:pStyle w:val="ListParagraph"/>
-        <w:numPr>
-          <w:ilvl w:val="0"/>
-          <w:numId w:val="2"/>
-        </w:numPr>
-        <w:spacing w:after="80"/>
-      </w:pPr>
-      <w:r>
-        <w:t xml:space="preserve">Set the MT3608 output to exactly 5.0V with a multimeter before connecting anything</w:t>
-      </w:r>
-    </w:p>
-    <w:p>
-      <w:pPr>
-        <w:pStyle w:val="ListParagraph"/>
-        <w:numPr>
-          <w:ilvl w:val="0"/>
-          <w:numId w:val="2"/>
-        </w:numPr>
-        <w:spacing w:after="80"/>
-      </w:pPr>
-      <w:r>
-        <w:t xml:space="preserve">LED strip gets its own direct 5V tap — do not route its power through the XIAO board</w:t>
-      </w:r>
-    </w:p>
-    <w:p>
-      <w:pPr>
-        <w:pStyle w:val="ListParagraph"/>
-        <w:numPr>
-          <w:ilvl w:val="0"/>
-          <w:numId w:val="2"/>
-        </w:numPr>
-        <w:spacing w:after="80"/>
-      </w:pPr>
-      <w:r>
-        <w:t xml:space="preserve">Hall sensor OUT pin goes to a free GPIO pin configured as an interrupt</w:t>
-      </w:r>
-    </w:p>
-    <w:p>
-      <w:r>
-        <w:br w:type="page"/>
+        <w:t xml:space="preserve">Figure 2 — arm cross-section: strip on each face of the carbon fiber bar</w:t>
+      </w:r>
+    </w:p>
+    <w:p>
+      <w:pPr>
+        <w:pStyle w:val="ListParagraph"/>
+        <w:numPr>
+          <w:ilvl w:val="0"/>
+          <w:numId w:val="2"/>
+        </w:numPr>
+        <w:spacing w:after="80"/>
+      </w:pPr>
+      <w:r>
+        <w:t xml:space="preserve">Cut two bars and two strips — all the same length (~270mm)</w:t>
+      </w:r>
+    </w:p>
+    <w:p>
+      <w:pPr>
+        <w:pStyle w:val="ListParagraph"/>
+        <w:numPr>
+          <w:ilvl w:val="0"/>
+          <w:numId w:val="2"/>
+        </w:numPr>
+        <w:spacing w:after="80"/>
+      </w:pPr>
+      <w:r>
+        <w:t xml:space="preserve">Clean both faces of each bar with isopropyl alcohol</w:t>
+      </w:r>
+    </w:p>
+    <w:p>
+      <w:pPr>
+        <w:pStyle w:val="ListParagraph"/>
+        <w:numPr>
+          <w:ilvl w:val="0"/>
+          <w:numId w:val="2"/>
+        </w:numPr>
+        <w:spacing w:after="80"/>
+      </w:pPr>
+      <w:r>
+        <w:t xml:space="preserve">Mount strip 1 on the RIGHT face of bar 1 (LEDs facing right)</w:t>
+      </w:r>
+    </w:p>
+    <w:p>
+      <w:pPr>
+        <w:pStyle w:val="ListParagraph"/>
+        <w:numPr>
+          <w:ilvl w:val="0"/>
+          <w:numId w:val="2"/>
+        </w:numPr>
+        <w:spacing w:after="80"/>
+      </w:pPr>
+      <w:r>
+        <w:t xml:space="preserve">Mount strip 2 on the LEFT face of bar 1 (LEDs facing left)</w:t>
+      </w:r>
+    </w:p>
+    <w:p>
+      <w:pPr>
+        <w:pStyle w:val="ListParagraph"/>
+        <w:numPr>
+          <w:ilvl w:val="0"/>
+          <w:numId w:val="2"/>
+        </w:numPr>
+        <w:spacing w:after="80"/>
+      </w:pPr>
+      <w:r>
+        <w:t xml:space="preserve">Repeat for bar 2 — strip 3 on right face, strip 4 on left face</w:t>
+      </w:r>
+    </w:p>
+    <w:p>
+      <w:pPr>
+        <w:pStyle w:val="ListParagraph"/>
+        <w:numPr>
+          <w:ilvl w:val="0"/>
+          <w:numId w:val="2"/>
+        </w:numPr>
+        <w:spacing w:after="80"/>
+      </w:pPr>
+      <w:r>
+        <w:t xml:space="preserve">Leave all data-in pads exposed at the hub end of each arm</w:t>
+      </w:r>
+    </w:p>
+    <w:p>
+      <w:pPr>
+        <w:spacing w:after="160"/>
+        <w:ind w:left="360"/>
+      </w:pPr>
+      <w:r>
+        <w:rPr>
+          <w:color w:val="1a5276"/>
+          <w:sz w:val="20"/>
+          <w:szCs w:val="20"/>
+        </w:rPr>
+        <w:t xml:space="preserve">💡 Both strips on the same arm share the same SPI data line — they show the same image. You do not need two separate SPI connections per arm.</w:t>
       </w:r>
     </w:p>
     <w:p>
@@ -372,7 +386,7 @@
         <w:pStyle w:val="Heading1"/>
       </w:pPr>
       <w:r>
-        <w:t xml:space="preserve">Step 3 — Hub enclosure layout</w:t>
+        <w:t xml:space="preserve">Step 2 — Wire the hub assembly</w:t>
       </w:r>
     </w:p>
     <w:p>
@@ -380,7 +394,7 @@
         <w:spacing w:after="160"/>
       </w:pPr>
       <w:r>
-        <w:t xml:space="preserve">Before mounting anything to the wheel, plan the layout inside your hub enclosure. Three things need to be accessible from the outside without opening the enclosure: the rocker switch, the JST battery socket, and the TP4056 USB-C charging port.</w:t>
+        <w:t xml:space="preserve">The key change from a single-arm build: both strips on each arm are daisy-chained on the same SPI bus. One SPI output from the XIAO drives all four strips.</w:t>
       </w:r>
     </w:p>
     <w:p>
@@ -391,7 +405,7 @@
       <w:r>
         <w:drawing>
           <wp:inline distT="0" distB="0" distL="0" distR="0">
-            <wp:extent cx="4762500" cy="4067175"/>
+            <wp:extent cx="4762500" cy="2333625"/>
             <wp:effectExtent t="0" r="0" b="0" l="0"/>
             <wp:docPr id="1" name="" descr="" title=""/>
             <wp:cNvGraphicFramePr>
@@ -416,7 +430,7 @@
                   <pic:spPr bwMode="auto">
                     <a:xfrm>
                       <a:off x="0" y="0"/>
-                      <a:ext cx="4762500" cy="4067175"/>
+                      <a:ext cx="4762500" cy="2333625"/>
                     </a:xfrm>
                     <a:prstGeom prst="rect">
                       <a:avLst/>
@@ -431,7 +445,7 @@
     </w:p>
     <w:p>
       <w:pPr>
-        <w:spacing w:after="360"/>
+        <w:spacing w:after="300"/>
         <w:jc w:val="center"/>
       </w:pPr>
       <w:r>
@@ -442,72 +456,78 @@
           <w:sz w:val="20"/>
           <w:szCs w:val="20"/>
         </w:rPr>
-        <w:t xml:space="preserve">Figure 3 — hub enclosure component positions</w:t>
-      </w:r>
-    </w:p>
-    <w:p>
-      <w:pPr>
-        <w:pStyle w:val="ListParagraph"/>
-        <w:numPr>
-          <w:ilvl w:val="0"/>
-          <w:numId w:val="2"/>
-        </w:numPr>
-        <w:spacing w:after="80"/>
-      </w:pPr>
-      <w:r>
-        <w:t xml:space="preserve">Rocker switch mounts on the TOP wall of the enclosure — you need to reach it while the bike is upright</w:t>
-      </w:r>
-    </w:p>
-    <w:p>
-      <w:pPr>
-        <w:pStyle w:val="ListParagraph"/>
-        <w:numPr>
-          <w:ilvl w:val="0"/>
-          <w:numId w:val="2"/>
-        </w:numPr>
-        <w:spacing w:after="80"/>
-      </w:pPr>
-      <w:r>
-        <w:t xml:space="preserve">JST socket mounts on a SIDE wall — battery plugs in from outside, no tools needed</w:t>
-      </w:r>
-    </w:p>
-    <w:p>
-      <w:pPr>
-        <w:pStyle w:val="ListParagraph"/>
-        <w:numPr>
-          <w:ilvl w:val="0"/>
-          <w:numId w:val="2"/>
-        </w:numPr>
-        <w:spacing w:after="80"/>
-      </w:pPr>
-      <w:r>
-        <w:t xml:space="preserve">TP4056 USB-C port should also face outward — so you can charge without removing the board</w:t>
-      </w:r>
-    </w:p>
-    <w:p>
-      <w:pPr>
-        <w:pStyle w:val="ListParagraph"/>
-        <w:numPr>
-          <w:ilvl w:val="0"/>
-          <w:numId w:val="2"/>
-        </w:numPr>
-        <w:spacing w:after="80"/>
-      </w:pPr>
-      <w:r>
-        <w:t xml:space="preserve">Battery sits on the FLOOR of the enclosure, velcro'd in place — see Step 4</w:t>
-      </w:r>
-    </w:p>
-    <w:p>
-      <w:pPr>
-        <w:pStyle w:val="ListParagraph"/>
-        <w:numPr>
-          <w:ilvl w:val="0"/>
-          <w:numId w:val="2"/>
-        </w:numPr>
-        <w:spacing w:after="80"/>
-      </w:pPr>
-      <w:r>
-        <w:t xml:space="preserve">XIAO, TP4056, and MT3608 boards sit above the battery on a small perf board platform</w:t>
+        <w:t xml:space="preserve">Figure 3 — two strips, one SPI bus, daisy-chained</w:t>
+      </w:r>
+    </w:p>
+    <w:p>
+      <w:pPr>
+        <w:pStyle w:val="ListParagraph"/>
+        <w:numPr>
+          <w:ilvl w:val="0"/>
+          <w:numId w:val="2"/>
+        </w:numPr>
+        <w:spacing w:after="80"/>
+      </w:pPr>
+      <w:r>
+        <w:t xml:space="preserve">Set the MT3608 output to exactly 5.0V before connecting anything</w:t>
+      </w:r>
+    </w:p>
+    <w:p>
+      <w:pPr>
+        <w:pStyle w:val="ListParagraph"/>
+        <w:numPr>
+          <w:ilvl w:val="0"/>
+          <w:numId w:val="2"/>
+        </w:numPr>
+        <w:spacing w:after="80"/>
+      </w:pPr>
+      <w:r>
+        <w:t xml:space="preserve">Wire SPI Data and Clock from XIAO → strip 1 data-in → strip 1 data-out → strip 2 data-in</w:t>
+      </w:r>
+    </w:p>
+    <w:p>
+      <w:pPr>
+        <w:pStyle w:val="ListParagraph"/>
+        <w:numPr>
+          <w:ilvl w:val="0"/>
+          <w:numId w:val="2"/>
+        </w:numPr>
+        <w:spacing w:after="80"/>
+      </w:pPr>
+      <w:r>
+        <w:t xml:space="preserve">Wire 5V and GND from MT3608 output to both strips in parallel</w:t>
+      </w:r>
+    </w:p>
+    <w:p>
+      <w:pPr>
+        <w:pStyle w:val="ListParagraph"/>
+        <w:numPr>
+          <w:ilvl w:val="0"/>
+          <w:numId w:val="2"/>
+        </w:numPr>
+        <w:spacing w:after="80"/>
+      </w:pPr>
+      <w:r>
+        <w:t xml:space="preserve">Hall sensor OUT → GPIO interrupt pin on XIAO</w:t>
+      </w:r>
+    </w:p>
+    <w:p>
+      <w:pPr>
+        <w:spacing w:after="160"/>
+        <w:ind w:left="360"/>
+      </w:pPr>
+      <w:r>
+        <w:rPr>
+          <w:color w:val="1a5276"/>
+          <w:sz w:val="20"/>
+          <w:szCs w:val="20"/>
+        </w:rPr>
+        <w:t xml:space="preserve">💡 Daisy-chaining means strip 2 sees the same data as strip 1 automatically — no code changes needed vs a single-strip build.</w:t>
+      </w:r>
+    </w:p>
+    <w:p>
+      <w:r>
+        <w:br w:type="page"/>
       </w:r>
     </w:p>
     <w:p>
@@ -515,7 +535,7 @@
         <w:pStyle w:val="Heading1"/>
       </w:pPr>
       <w:r>
-        <w:t xml:space="preserve">Step 4 — Mount the battery with velcro</w:t>
+        <w:t xml:space="preserve">Step 3 — Hub enclosure layout</w:t>
       </w:r>
     </w:p>
     <w:p>
@@ -523,7 +543,7 @@
         <w:spacing w:after="160"/>
       </w:pPr>
       <w:r>
-        <w:t xml:space="preserve">Velcro is the right solution for the battery. It holds firmly during riding and vibration, but peels off cleanly for overnight charging. Do not glue or zip-tie the battery permanently.</w:t>
+        <w:t xml:space="preserve">Same layout as single-arm build. The two extra strips add minimal current draw — your LiPo and MT3608 handle it without any changes.</w:t>
       </w:r>
     </w:p>
     <w:p>
@@ -534,7 +554,7 @@
       <w:r>
         <w:drawing>
           <wp:inline distT="0" distB="0" distL="0" distR="0">
-            <wp:extent cx="4762500" cy="3067050"/>
+            <wp:extent cx="4762500" cy="4067175"/>
             <wp:effectExtent t="0" r="0" b="0" l="0"/>
             <wp:docPr id="1" name="" descr="" title=""/>
             <wp:cNvGraphicFramePr>
@@ -559,7 +579,7 @@
                   <pic:spPr bwMode="auto">
                     <a:xfrm>
                       <a:off x="0" y="0"/>
-                      <a:ext cx="4762500" cy="3067050"/>
+                      <a:ext cx="4762500" cy="4067175"/>
                     </a:xfrm>
                     <a:prstGeom prst="rect">
                       <a:avLst/>
@@ -574,7 +594,7 @@
     </w:p>
     <w:p>
       <w:pPr>
-        <w:spacing w:after="360"/>
+        <w:spacing w:after="300"/>
         <w:jc w:val="center"/>
       </w:pPr>
       <w:r>
@@ -585,64 +605,46 @@
           <w:sz w:val="20"/>
           <w:szCs w:val="20"/>
         </w:rPr>
-        <w:t xml:space="preserve">Figure 4 — velcro mounting detail</w:t>
-      </w:r>
-    </w:p>
-    <w:p>
-      <w:pPr>
-        <w:pStyle w:val="ListParagraph"/>
-        <w:numPr>
-          <w:ilvl w:val="0"/>
-          <w:numId w:val="2"/>
-        </w:numPr>
-        <w:spacing w:after="80"/>
-      </w:pPr>
-      <w:r>
-        <w:t xml:space="preserve">Stick the HOOK side of the velcro to the enclosure floor</w:t>
-      </w:r>
-    </w:p>
-    <w:p>
-      <w:pPr>
-        <w:pStyle w:val="ListParagraph"/>
-        <w:numPr>
-          <w:ilvl w:val="0"/>
-          <w:numId w:val="2"/>
-        </w:numPr>
-        <w:spacing w:after="80"/>
-      </w:pPr>
-      <w:r>
-        <w:t xml:space="preserve">Stick the LOOP side to the base of the LiPo battery</w:t>
-      </w:r>
-    </w:p>
-    <w:p>
-      <w:pPr>
-        <w:pStyle w:val="ListParagraph"/>
-        <w:numPr>
-          <w:ilvl w:val="0"/>
-          <w:numId w:val="2"/>
-        </w:numPr>
-        <w:spacing w:after="80"/>
-      </w:pPr>
-      <w:r>
-        <w:t xml:space="preserve">Run the JST pigtail lead to the socket on the enclosure wall — leave enough slack to pull the battery up without straining the wire</w:t>
-      </w:r>
-    </w:p>
-    <w:p>
-      <w:pPr>
-        <w:pStyle w:val="ListParagraph"/>
-        <w:numPr>
-          <w:ilvl w:val="0"/>
-          <w:numId w:val="2"/>
-        </w:numPr>
-        <w:spacing w:after="80"/>
-      </w:pPr>
-      <w:r>
-        <w:t xml:space="preserve">Press the battery down firmly — it will stay put at riding speed</w:t>
-      </w:r>
-    </w:p>
-    <w:p>
-      <w:r>
-        <w:br w:type="page"/>
+        <w:t xml:space="preserve">Figure 4 — hub enclosure component positions</w:t>
+      </w:r>
+    </w:p>
+    <w:p>
+      <w:pPr>
+        <w:pStyle w:val="ListParagraph"/>
+        <w:numPr>
+          <w:ilvl w:val="0"/>
+          <w:numId w:val="2"/>
+        </w:numPr>
+        <w:spacing w:after="80"/>
+      </w:pPr>
+      <w:r>
+        <w:t xml:space="preserve">Rocker switch on TOP wall — accessible while riding</w:t>
+      </w:r>
+    </w:p>
+    <w:p>
+      <w:pPr>
+        <w:pStyle w:val="ListParagraph"/>
+        <w:numPr>
+          <w:ilvl w:val="0"/>
+          <w:numId w:val="2"/>
+        </w:numPr>
+        <w:spacing w:after="80"/>
+      </w:pPr>
+      <w:r>
+        <w:t xml:space="preserve">JST socket on SIDE wall — battery unplugs for nightly charging</w:t>
+      </w:r>
+    </w:p>
+    <w:p>
+      <w:pPr>
+        <w:pStyle w:val="ListParagraph"/>
+        <w:numPr>
+          <w:ilvl w:val="0"/>
+          <w:numId w:val="2"/>
+        </w:numPr>
+        <w:spacing w:after="80"/>
+      </w:pPr>
+      <w:r>
+        <w:t xml:space="preserve">TP4056 USB-C port faces outward — charge without opening enclosure</w:t>
       </w:r>
     </w:p>
     <w:p>
@@ -650,7 +652,7 @@
         <w:pStyle w:val="Heading1"/>
       </w:pPr>
       <w:r>
-        <w:t xml:space="preserve">Step 5 — Removing the battery for charging</w:t>
+        <w:t xml:space="preserve">Step 4 — Mount the battery with velcro</w:t>
       </w:r>
     </w:p>
     <w:p>
@@ -658,7 +660,7 @@
         <w:spacing w:after="160"/>
       </w:pPr>
       <w:r>
-        <w:t xml:space="preserve">Each night at camp, remove both wheel batteries and charge them while you sleep. The whole process takes under a minute per wheel.</w:t>
+        <w:t xml:space="preserve">Same as single-arm. Velcro the LiPo to the enclosure floor with the JST lead running to the side wall socket.</w:t>
       </w:r>
     </w:p>
     <w:p>
@@ -669,7 +671,7 @@
       <w:r>
         <w:drawing>
           <wp:inline distT="0" distB="0" distL="0" distR="0">
-            <wp:extent cx="4762500" cy="2657475"/>
+            <wp:extent cx="4762500" cy="3067050"/>
             <wp:effectExtent t="0" r="0" b="0" l="0"/>
             <wp:docPr id="1" name="" descr="" title=""/>
             <wp:cNvGraphicFramePr>
@@ -694,7 +696,7 @@
                   <pic:spPr bwMode="auto">
                     <a:xfrm>
                       <a:off x="0" y="0"/>
-                      <a:ext cx="4762500" cy="2657475"/>
+                      <a:ext cx="4762500" cy="3067050"/>
                     </a:xfrm>
                     <a:prstGeom prst="rect">
                       <a:avLst/>
@@ -709,7 +711,7 @@
     </w:p>
     <w:p>
       <w:pPr>
-        <w:spacing w:after="360"/>
+        <w:spacing w:after="300"/>
         <w:jc w:val="center"/>
       </w:pPr>
       <w:r>
@@ -720,59 +722,59 @@
           <w:sz w:val="20"/>
           <w:szCs w:val="20"/>
         </w:rPr>
-        <w:t xml:space="preserve">Figure 5 — four steps to remove and charge</w:t>
-      </w:r>
-    </w:p>
-    <w:p>
-      <w:pPr>
-        <w:pStyle w:val="ListParagraph"/>
-        <w:numPr>
-          <w:ilvl w:val="0"/>
-          <w:numId w:val="2"/>
-        </w:numPr>
-        <w:spacing w:after="80"/>
-      </w:pPr>
-      <w:r>
-        <w:t xml:space="preserve">Step 1: Flip the rocker switch to OFF</w:t>
-      </w:r>
-    </w:p>
-    <w:p>
-      <w:pPr>
-        <w:pStyle w:val="ListParagraph"/>
-        <w:numPr>
-          <w:ilvl w:val="0"/>
-          <w:numId w:val="2"/>
-        </w:numPr>
-        <w:spacing w:after="80"/>
-      </w:pPr>
-      <w:r>
-        <w:t xml:space="preserve">Step 2: Pull the JST connector apart — it clicks out cleanly</w:t>
-      </w:r>
-    </w:p>
-    <w:p>
-      <w:pPr>
-        <w:pStyle w:val="ListParagraph"/>
-        <w:numPr>
-          <w:ilvl w:val="0"/>
-          <w:numId w:val="2"/>
-        </w:numPr>
-        <w:spacing w:after="80"/>
-      </w:pPr>
-      <w:r>
-        <w:t xml:space="preserve">Step 3: Peel the battery up off the velcro</w:t>
-      </w:r>
-    </w:p>
-    <w:p>
-      <w:pPr>
-        <w:pStyle w:val="ListParagraph"/>
-        <w:numPr>
-          <w:ilvl w:val="0"/>
-          <w:numId w:val="2"/>
-        </w:numPr>
-        <w:spacing w:after="80"/>
-      </w:pPr>
-      <w:r>
-        <w:t xml:space="preserve">Step 4: Plug both wheel batteries into a USB power bank or camp power via a dual USB-C cable</w:t>
+        <w:t xml:space="preserve">Figure 5 — velcro mounting detail</w:t>
+      </w:r>
+    </w:p>
+    <w:p>
+      <w:pPr>
+        <w:pStyle w:val="ListParagraph"/>
+        <w:numPr>
+          <w:ilvl w:val="0"/>
+          <w:numId w:val="2"/>
+        </w:numPr>
+        <w:spacing w:after="80"/>
+      </w:pPr>
+      <w:r>
+        <w:t xml:space="preserve">Hook side velcro to enclosure floor</w:t>
+      </w:r>
+    </w:p>
+    <w:p>
+      <w:pPr>
+        <w:pStyle w:val="ListParagraph"/>
+        <w:numPr>
+          <w:ilvl w:val="0"/>
+          <w:numId w:val="2"/>
+        </w:numPr>
+        <w:spacing w:after="80"/>
+      </w:pPr>
+      <w:r>
+        <w:t xml:space="preserve">Loop side velcro to battery base</w:t>
+      </w:r>
+    </w:p>
+    <w:p>
+      <w:pPr>
+        <w:pStyle w:val="ListParagraph"/>
+        <w:numPr>
+          <w:ilvl w:val="0"/>
+          <w:numId w:val="2"/>
+        </w:numPr>
+        <w:spacing w:after="80"/>
+      </w:pPr>
+      <w:r>
+        <w:t xml:space="preserve">Leave enough JST lead slack to lift battery without straining wire</w:t>
+      </w:r>
+    </w:p>
+    <w:p>
+      <w:r>
+        <w:br w:type="page"/>
+      </w:r>
+    </w:p>
+    <w:p>
+      <w:pPr>
+        <w:pStyle w:val="Heading1"/>
+      </w:pPr>
+      <w:r>
+        <w:t xml:space="preserve">Step 5 — Remove battery for charging</w:t>
       </w:r>
     </w:p>
     <w:p>
@@ -780,28 +782,7 @@
         <w:spacing w:after="160"/>
       </w:pPr>
       <w:r>
-        <w:rPr>
-          <w:i/>
-          <w:iCs/>
-          <w:color w:val="555555"/>
-        </w:rPr>
-        <w:t xml:space="preserve">Reinstall in reverse order in the morning. No tools required.</w:t>
-      </w:r>
-    </w:p>
-    <w:p>
-      <w:pPr>
-        <w:pStyle w:val="Heading1"/>
-      </w:pPr>
-      <w:r>
-        <w:t xml:space="preserve">Step 6 — Mount the arm and enclosure to the wheel</w:t>
-      </w:r>
-    </w:p>
-    <w:p>
-      <w:pPr>
-        <w:spacing w:after="160"/>
-      </w:pPr>
-      <w:r>
-        <w:t xml:space="preserve">Position the LED arm radially across two adjacent spokes and secure the hub enclosure near the centre.</w:t>
+        <w:t xml:space="preserve">Each night: flip switch off, unplug JST, peel battery off velcro, charge via USB-C power bank overnight.</w:t>
       </w:r>
     </w:p>
     <w:p>
@@ -812,7 +793,7 @@
       <w:r>
         <w:drawing>
           <wp:inline distT="0" distB="0" distL="0" distR="0">
-            <wp:extent cx="4762500" cy="4943475"/>
+            <wp:extent cx="4762500" cy="2657475"/>
             <wp:effectExtent t="0" r="0" b="0" l="0"/>
             <wp:docPr id="1" name="" descr="" title=""/>
             <wp:cNvGraphicFramePr>
@@ -837,7 +818,7 @@
                   <pic:spPr bwMode="auto">
                     <a:xfrm>
                       <a:off x="0" y="0"/>
-                      <a:ext cx="4762500" cy="4943475"/>
+                      <a:ext cx="4762500" cy="2657475"/>
                     </a:xfrm>
                     <a:prstGeom prst="rect">
                       <a:avLst/>
@@ -852,7 +833,7 @@
     </w:p>
     <w:p>
       <w:pPr>
-        <w:spacing w:after="360"/>
+        <w:spacing w:after="300"/>
         <w:jc w:val="center"/>
       </w:pPr>
       <w:r>
@@ -863,51 +844,7 @@
           <w:sz w:val="20"/>
           <w:szCs w:val="20"/>
         </w:rPr>
-        <w:t xml:space="preserve">Figure 6 — arm position and hub mounting</w:t>
-      </w:r>
-    </w:p>
-    <w:p>
-      <w:pPr>
-        <w:pStyle w:val="ListParagraph"/>
-        <w:numPr>
-          <w:ilvl w:val="0"/>
-          <w:numId w:val="2"/>
-        </w:numPr>
-        <w:spacing w:after="80"/>
-      </w:pPr>
-      <w:r>
-        <w:t xml:space="preserve">Zip-tie the arm to two spokes at both ends — snug, not overtightened</w:t>
-      </w:r>
-    </w:p>
-    <w:p>
-      <w:pPr>
-        <w:pStyle w:val="ListParagraph"/>
-        <w:numPr>
-          <w:ilvl w:val="0"/>
-          <w:numId w:val="2"/>
-        </w:numPr>
-        <w:spacing w:after="80"/>
-      </w:pPr>
-      <w:r>
-        <w:t xml:space="preserve">Mount the enclosure as close to the hub as possible to minimise wheel imbalance</w:t>
-      </w:r>
-    </w:p>
-    <w:p>
-      <w:pPr>
-        <w:pStyle w:val="ListParagraph"/>
-        <w:numPr>
-          <w:ilvl w:val="0"/>
-          <w:numId w:val="2"/>
-        </w:numPr>
-        <w:spacing w:after="80"/>
-      </w:pPr>
-      <w:r>
-        <w:t xml:space="preserve">The rocker switch and JST socket should face outward, away from the spokes</w:t>
-      </w:r>
-    </w:p>
-    <w:p>
-      <w:r>
-        <w:br w:type="page"/>
+        <w:t xml:space="preserve">Figure 6 — four steps to remove and charge</w:t>
       </w:r>
     </w:p>
     <w:p>
@@ -915,7 +852,7 @@
         <w:pStyle w:val="Heading1"/>
       </w:pPr>
       <w:r>
-        <w:t xml:space="preserve">Step 7 — Align the hall sensor and magnet</w:t>
+        <w:t xml:space="preserve">Step 6 — Mount both arms to the wheel</w:t>
       </w:r>
     </w:p>
     <w:p>
@@ -923,7 +860,7 @@
         <w:spacing w:after="160"/>
       </w:pPr>
       <w:r>
-        <w:t xml:space="preserve">The magnet stays on the fork (stationary). The sensor rides on the wheel arm and passes it once per rotation.</w:t>
+        <w:t xml:space="preserve">Mount the two arms on opposite spokes — exactly 180° apart. This is what gives you balanced weight and visibility from both sides.</w:t>
       </w:r>
     </w:p>
     <w:p>
@@ -934,7 +871,7 @@
       <w:r>
         <w:drawing>
           <wp:inline distT="0" distB="0" distL="0" distR="0">
-            <wp:extent cx="4762500" cy="3381375"/>
+            <wp:extent cx="4762500" cy="4943475"/>
             <wp:effectExtent t="0" r="0" b="0" l="0"/>
             <wp:docPr id="1" name="" descr="" title=""/>
             <wp:cNvGraphicFramePr>
@@ -959,7 +896,7 @@
                   <pic:spPr bwMode="auto">
                     <a:xfrm>
                       <a:off x="0" y="0"/>
-                      <a:ext cx="4762500" cy="3381375"/>
+                      <a:ext cx="4762500" cy="4943475"/>
                     </a:xfrm>
                     <a:prstGeom prst="rect">
                       <a:avLst/>
@@ -974,7 +911,7 @@
     </w:p>
     <w:p>
       <w:pPr>
-        <w:spacing w:after="360"/>
+        <w:spacing w:after="300"/>
         <w:jc w:val="center"/>
       </w:pPr>
       <w:r>
@@ -985,33 +922,78 @@
           <w:sz w:val="20"/>
           <w:szCs w:val="20"/>
         </w:rPr>
-        <w:t xml:space="preserve">Figure 7 — sensor and magnet gap</w:t>
-      </w:r>
-    </w:p>
-    <w:p>
-      <w:pPr>
-        <w:pStyle w:val="ListParagraph"/>
-        <w:numPr>
-          <w:ilvl w:val="0"/>
-          <w:numId w:val="2"/>
-        </w:numPr>
-        <w:spacing w:after="80"/>
-      </w:pPr>
-      <w:r>
-        <w:t xml:space="preserve">Keep the gap to a few millimetres for a reliable trigger</w:t>
-      </w:r>
-    </w:p>
-    <w:p>
-      <w:pPr>
-        <w:pStyle w:val="ListParagraph"/>
-        <w:numPr>
-          <w:ilvl w:val="0"/>
-          <w:numId w:val="2"/>
-        </w:numPr>
-        <w:spacing w:after="80"/>
-      </w:pPr>
-      <w:r>
-        <w:t xml:space="preserve">Spin the wheel by hand and confirm the sensor passes the magnet consistently every rotation</w:t>
+        <w:t xml:space="preserve">Figure 7 — single arm mounting, repeat for opposite side</w:t>
+      </w:r>
+    </w:p>
+    <w:p>
+      <w:pPr>
+        <w:pStyle w:val="ListParagraph"/>
+        <w:numPr>
+          <w:ilvl w:val="0"/>
+          <w:numId w:val="2"/>
+        </w:numPr>
+        <w:spacing w:after="80"/>
+      </w:pPr>
+      <w:r>
+        <w:t xml:space="preserve">Arm 1: zip-tie across two adjacent spokes on one side, LEDs facing outward</w:t>
+      </w:r>
+    </w:p>
+    <w:p>
+      <w:pPr>
+        <w:pStyle w:val="ListParagraph"/>
+        <w:numPr>
+          <w:ilvl w:val="0"/>
+          <w:numId w:val="2"/>
+        </w:numPr>
+        <w:spacing w:after="80"/>
+      </w:pPr>
+      <w:r>
+        <w:t xml:space="preserve">Arm 2: zip-tie across two adjacent spokes directly opposite (180°), LEDs facing outward</w:t>
+      </w:r>
+    </w:p>
+    <w:p>
+      <w:pPr>
+        <w:pStyle w:val="ListParagraph"/>
+        <w:numPr>
+          <w:ilvl w:val="0"/>
+          <w:numId w:val="2"/>
+        </w:numPr>
+        <w:spacing w:after="80"/>
+      </w:pPr>
+      <w:r>
+        <w:t xml:space="preserve">Both arms connect back to the hub enclosure via wires routed along the spokes</w:t>
+      </w:r>
+    </w:p>
+    <w:p>
+      <w:pPr>
+        <w:pStyle w:val="ListParagraph"/>
+        <w:numPr>
+          <w:ilvl w:val="0"/>
+          <w:numId w:val="2"/>
+        </w:numPr>
+        <w:spacing w:after="80"/>
+      </w:pPr>
+      <w:r>
+        <w:t xml:space="preserve">Keep wiring tight to the spoke — loose wire at speed causes vibration and tangling</w:t>
+      </w:r>
+    </w:p>
+    <w:p>
+      <w:pPr>
+        <w:spacing w:after="160"/>
+        <w:ind w:left="360"/>
+      </w:pPr>
+      <w:r>
+        <w:rPr>
+          <w:color w:val="1a5276"/>
+          <w:sz w:val="20"/>
+          <w:szCs w:val="20"/>
+        </w:rPr>
+        <w:t xml:space="preserve">💡 With arms 180° apart the wheel is perfectly balanced. Any extra weight (longer wires, heavier connectors) should be added symmetrically to both arms.</w:t>
+      </w:r>
+    </w:p>
+    <w:p>
+      <w:r>
+        <w:br w:type="page"/>
       </w:r>
     </w:p>
     <w:p>
@@ -1019,7 +1001,7 @@
         <w:pStyle w:val="Heading1"/>
       </w:pPr>
       <w:r>
-        <w:t xml:space="preserve">Step 8 — First spin test</w:t>
+        <w:t xml:space="preserve">Step 7 — Align the hall sensor and magnet</w:t>
       </w:r>
     </w:p>
     <w:p>
@@ -1027,7 +1009,7 @@
         <w:spacing w:after="160"/>
       </w:pPr>
       <w:r>
-        <w:t xml:space="preserve">Flash MicroPython, run a hall-sensor test, then a solid-colour LED test, then the full POV firmware. Test with the wheel off the ground before any road test.</w:t>
+        <w:t xml:space="preserve">Same as single-arm. One magnet on the fork, one sensor on either arm — it only needs to trigger once per rotation regardless of how many arms you have.</w:t>
       </w:r>
     </w:p>
     <w:p>
@@ -1038,7 +1020,7 @@
       <w:r>
         <w:drawing>
           <wp:inline distT="0" distB="0" distL="0" distR="0">
-            <wp:extent cx="4762500" cy="5143500"/>
+            <wp:extent cx="4762500" cy="3381375"/>
             <wp:effectExtent t="0" r="0" b="0" l="0"/>
             <wp:docPr id="1" name="" descr="" title=""/>
             <wp:cNvGraphicFramePr>
@@ -1063,6 +1045,123 @@
                   <pic:spPr bwMode="auto">
                     <a:xfrm>
                       <a:off x="0" y="0"/>
+                      <a:ext cx="4762500" cy="3381375"/>
+                    </a:xfrm>
+                    <a:prstGeom prst="rect">
+                      <a:avLst/>
+                    </a:prstGeom>
+                  </pic:spPr>
+                </pic:pic>
+              </a:graphicData>
+            </a:graphic>
+          </wp:inline>
+        </w:drawing>
+      </w:r>
+    </w:p>
+    <w:p>
+      <w:pPr>
+        <w:spacing w:after="300"/>
+        <w:jc w:val="center"/>
+      </w:pPr>
+      <w:r>
+        <w:rPr>
+          <w:i/>
+          <w:iCs/>
+          <w:color w:val="555555"/>
+          <w:sz w:val="20"/>
+          <w:szCs w:val="20"/>
+        </w:rPr>
+        <w:t xml:space="preserve">Figure 8 — sensor and magnet alignment</w:t>
+      </w:r>
+    </w:p>
+    <w:p>
+      <w:pPr>
+        <w:pStyle w:val="ListParagraph"/>
+        <w:numPr>
+          <w:ilvl w:val="0"/>
+          <w:numId w:val="2"/>
+        </w:numPr>
+        <w:spacing w:after="80"/>
+      </w:pPr>
+      <w:r>
+        <w:t xml:space="preserve">Mount sensor on ARM 1 near the hub</w:t>
+      </w:r>
+    </w:p>
+    <w:p>
+      <w:pPr>
+        <w:pStyle w:val="ListParagraph"/>
+        <w:numPr>
+          <w:ilvl w:val="0"/>
+          <w:numId w:val="2"/>
+        </w:numPr>
+        <w:spacing w:after="80"/>
+      </w:pPr>
+      <w:r>
+        <w:t xml:space="preserve">Mount magnet on the fork at the same radius</w:t>
+      </w:r>
+    </w:p>
+    <w:p>
+      <w:pPr>
+        <w:pStyle w:val="ListParagraph"/>
+        <w:numPr>
+          <w:ilvl w:val="0"/>
+          <w:numId w:val="2"/>
+        </w:numPr>
+        <w:spacing w:after="80"/>
+      </w:pPr>
+      <w:r>
+        <w:t xml:space="preserve">Spin by hand and confirm one trigger per full rotation</w:t>
+      </w:r>
+    </w:p>
+    <w:p>
+      <w:pPr>
+        <w:pStyle w:val="Heading1"/>
+      </w:pPr>
+      <w:r>
+        <w:t xml:space="preserve">Step 8 — First spin test</w:t>
+      </w:r>
+    </w:p>
+    <w:p>
+      <w:pPr>
+        <w:spacing w:after="160"/>
+      </w:pPr>
+      <w:r>
+        <w:t xml:space="preserve">With two arms the image appears twice per rotation instead of once, which looks significantly brighter and more defined. Start with the test pattern before loading real artwork.</w:t>
+      </w:r>
+    </w:p>
+    <w:p>
+      <w:pPr>
+        <w:spacing w:after="80" w:before="120"/>
+        <w:jc w:val="center"/>
+      </w:pPr>
+      <w:r>
+        <w:drawing>
+          <wp:inline distT="0" distB="0" distL="0" distR="0">
+            <wp:extent cx="4762500" cy="5143500"/>
+            <wp:effectExtent t="0" r="0" b="0" l="0"/>
+            <wp:docPr id="1" name="" descr="" title=""/>
+            <wp:cNvGraphicFramePr>
+              <a:graphicFrameLocks xmlns:a="http://schemas.openxmlformats.org/drawingml/2006/main" noChangeAspect="1"/>
+            </wp:cNvGraphicFramePr>
+            <a:graphic xmlns:a="http://schemas.openxmlformats.org/drawingml/2006/main">
+              <a:graphicData uri="http://schemas.openxmlformats.org/drawingml/2006/picture">
+                <pic:pic xmlns:pic="http://schemas.openxmlformats.org/drawingml/2006/picture">
+                  <pic:nvPicPr>
+                    <pic:cNvPr id="0" name="" descr=""/>
+                    <pic:cNvPicPr>
+                      <a:picLocks noChangeAspect="1" noChangeArrowheads="1"/>
+                    </pic:cNvPicPr>
+                  </pic:nvPicPr>
+                  <pic:blipFill>
+                    <a:blip r:embed="rId16" cstate="none"/>
+                    <a:srcRect/>
+                    <a:stretch>
+                      <a:fillRect/>
+                    </a:stretch>
+                  </pic:blipFill>
+                  <pic:spPr bwMode="auto">
+                    <a:xfrm>
+                      <a:off x="0" y="0"/>
                       <a:ext cx="4762500" cy="5143500"/>
                     </a:xfrm>
                     <a:prstGeom prst="rect">
@@ -1078,7 +1177,7 @@
     </w:p>
     <w:p>
       <w:pPr>
-        <w:spacing w:after="360"/>
+        <w:spacing w:after="300"/>
         <w:jc w:val="center"/>
       </w:pPr>
       <w:r>
@@ -1089,33 +1188,46 @@
           <w:sz w:val="20"/>
           <w:szCs w:val="20"/>
         </w:rPr>
-        <w:t xml:space="preserve">Figure 8 — the goal: a stable image floating in the spinning wheel</w:t>
-      </w:r>
-    </w:p>
-    <w:p>
-      <w:pPr>
-        <w:pStyle w:val="ListParagraph"/>
-        <w:numPr>
-          <w:ilvl w:val="0"/>
-          <w:numId w:val="2"/>
-        </w:numPr>
-        <w:spacing w:after="80"/>
-      </w:pPr>
-      <w:r>
-        <w:t xml:space="preserve">Blurry or smeared image = column timing needs adjustment</w:t>
-      </w:r>
-    </w:p>
-    <w:p>
-      <w:pPr>
-        <w:pStyle w:val="ListParagraph"/>
-        <w:numPr>
-          <w:ilvl w:val="0"/>
-          <w:numId w:val="2"/>
-        </w:numPr>
-        <w:spacing w:after="80"/>
-      </w:pPr>
-      <w:r>
-        <w:t xml:space="preserve">Once the stationary test looks clean, do a slow ride in an empty car park before normal riding</w:t>
+        <w:t xml:space="preserve">Figure 9 — goal: bright stable image visible from both sides</w:t>
+      </w:r>
+    </w:p>
+    <w:p>
+      <w:pPr>
+        <w:pStyle w:val="ListParagraph"/>
+        <w:numPr>
+          <w:ilvl w:val="0"/>
+          <w:numId w:val="2"/>
+        </w:numPr>
+        <w:spacing w:after="80"/>
+      </w:pPr>
+      <w:r>
+        <w:t xml:space="preserve">Test pattern first: alternating red/blue columns confirms timing</w:t>
+      </w:r>
+    </w:p>
+    <w:p>
+      <w:pPr>
+        <w:pStyle w:val="ListParagraph"/>
+        <w:numPr>
+          <w:ilvl w:val="0"/>
+          <w:numId w:val="2"/>
+        </w:numPr>
+        <w:spacing w:after="80"/>
+      </w:pPr>
+      <w:r>
+        <w:t xml:space="preserve">If one arm looks offset from the other, the hall sensor position needs a small adjustment</w:t>
+      </w:r>
+    </w:p>
+    <w:p>
+      <w:pPr>
+        <w:pStyle w:val="ListParagraph"/>
+        <w:numPr>
+          <w:ilvl w:val="0"/>
+          <w:numId w:val="2"/>
+        </w:numPr>
+        <w:spacing w:after="80"/>
+      </w:pPr>
+      <w:r>
+        <w:t xml:space="preserve">Stationary spin test before any road test — wheel off the ground</w:t>
       </w:r>
     </w:p>
     <w:p>
@@ -1131,7 +1243,7 @@
         <w:spacing w:after="160"/>
       </w:pPr>
       <w:r>
-        <w:t xml:space="preserve">Once wheel #1 is fully tested and riding reliably, repeat Steps 1-8 for the rear wheel. Apply MG Chemicals 419D conformal coating as the final weatherproofing step before Burning Man — only after everything is tested and working.</w:t>
+        <w:t xml:space="preserve">Once wheel #1 is fully tested with both arms working, apply MG Chemicals 419D conformal coat as the final weatherproofing step. Then repeat the full build for wheel #2 — rear wheel. You'll have a proven design and the process will be much faster second time around.</w:t>
       </w:r>
     </w:p>
     <w:sectPr>
